--- a/Power BI/Chicago Crimes/Documentation/Plan Draft.docx
+++ b/Power BI/Chicago Crimes/Documentation/Plan Draft.docx
@@ -19,7 +19,10 @@
     </w:p>
     <w:p>
       <w:r>
-        <w:t>Chicago Crimes 2001 to Present (28</w:t>
+        <w:t>Chicago Crimes 2001 to Present (2</w:t>
+      </w:r>
+      <w:r>
+        <w:t>0</w:t>
       </w:r>
       <w:r>
         <w:rPr>
